--- a/docs/影刀多手机项目_需求与会话交接文档.docx
+++ b/docs/影刀多手机项目_需求与会话交接文档.docx
@@ -15,7 +15,7 @@
         <w:pStyle w:val="Subtitle"/>
       </w:pPr>
       <w:r>
-        <w:t>更新日期 2026年10月3日  文档修订 1.1</w:t>
+        <w:t>更新日期 2026年10月3日  文档修订 1.2</w:t>
       </w:r>
     </w:p>
     <w:p>
@@ -25,7 +25,7 @@
     </w:p>
     <w:p>
       <w:r>
-        <w:t>当前已交付基础框架 v0.1.0，影刀与真实手机尚未接入。完整业务流程保留原需求中的随机点赞、评论、转发节点，该节点本轮暂不开发。养号本轮不考虑，由用户自行处理。</w:t>
+        <w:t>当前已交付基础框架 v0.1.0，影刀与真实手机尚未接入。完整业务流程保留原需求中的随机点赞、评论、转发节点，互动动作继续保留为项目功能需求，当前基础框架尚未实现。暂停的只是多账号养号流程。</w:t>
       </w:r>
     </w:p>
     <w:p>
@@ -581,7 +581,7 @@
     </w:p>
     <w:p>
       <w:r>
-        <w:t>以下为保留的完整需求流程。业务步骤是否存在与本轮是否开发分别标注；不能因某个动作暂不开发而删去该步骤，或将流程改成在身份核验处结束。</w:t>
+        <w:t>以下为保留的完整需求流程。业务步骤是否存在与本轮是否开发分别标注；不能因某个动作尚未实现而删去该步骤，或将流程改成在身份核验处结束。</w:t>
       </w:r>
     </w:p>
     <w:p>
@@ -629,7 +629,7 @@
         <w:ind w:left="216"/>
       </w:pPr>
       <w:r>
-        <w:t>6. 如果不是目标账号，返回搜索结果继续向下查找；如果是目标账号，返回内容页，进入随机点赞、评论、转发节点。该节点保留在完整业务流程中，本轮暂不开发动作执行逻辑。</w:t>
+        <w:t>6. 如果不是目标账号，返回搜索结果继续向下查找；如果是目标账号，返回内容页，进入随机点赞、评论、转发节点。该节点保留在完整业务流程中，互动动作继续保留为项目功能需求，当前基础框架尚未实现。</w:t>
       </w:r>
     </w:p>
     <w:p>
@@ -682,12 +682,12 @@
     </w:p>
     <w:p>
       <w:r>
-        <w:t>原会话曾提出空闲时播放视频、随机滑动与随机点赞等养号需求。用户现已明确：养号本轮不考虑，由用户自行处理，不纳入当前开发范围。</w:t>
+        <w:t>原会话曾提出空闲时播放视频、随机滑动与随机点赞等养号需求。用户现已明确：暂停的只是多账号养号流程，点赞、评论、转发仍保留为项目功能需求。</w:t>
       </w:r>
     </w:p>
     <w:p>
       <w:r>
-        <w:t>随机动作数量一至三个、操作时间区间及随机回复池均保留为原需求说明，暂不实现。流程关系保留为：核对作者身份；身份不符则继续查找；身份相符则返回内容页，进入上述随机互动节点。该节点尚未实现，不能记录为已自动执行成功。</w:t>
+        <w:t>随机动作数量一至三个、操作时间区间及随机回复池均保留为互动功能需求，当前基础框架尚未实现。流程关系保留为：核对作者身份；身份不符则继续查找；身份相符则返回内容页，进入上述随机互动节点。该节点尚未实现，不能记录为已自动执行成功。</w:t>
       </w:r>
     </w:p>
     <w:p>
@@ -2507,7 +2507,7 @@
     </w:p>
     <w:p>
       <w:r>
-        <w:t>本次确认：原始流程中的随机点赞、评论、转发动作继续保留，文档不得在核验处截断流程；该动作只记录需求位置，本轮暂不开发。养号排除在当前范围外。原会话的协助范围讨论保留为历史记录，不据此删除原始流程节点。</w:t>
+        <w:t>本次确认：原始流程中的随机点赞、评论、转发动作继续保留，文档不得在核验处截断流程；互动动作继续保留为项目功能需求，当前基础框架尚未实现。暂停的只是多账号养号流程。原会话的协助范围讨论保留为历史记录，不据此删除原始流程节点。</w:t>
       </w:r>
     </w:p>
     <w:p>
@@ -2924,7 +2924,7 @@
         <w:spacing w:after="80" w:line="340" w:lineRule="exact"/>
       </w:pPr>
       <w:r>
-        <w:t>已交付基础框架 v0.1.0，包含设备、目标账号、人工核验任务、内容记录、日志和影刀适配层。随机互动节点保留在完整需求流程中，执行逻辑暂不开发；养号不纳入本轮。尚未收到真实环境材料，也未完成用户电脑部署、影刀接入或手机实测。</w:t>
+        <w:t>已交付基础框架 v0.1.0，包含设备、目标账号、人工核验任务、内容记录、日志和影刀适配层。随机互动继续保留为项目功能需求，当前基础框架尚未实现；多账号养号流程暂停。尚未收到真实环境材料，也未完成用户电脑部署、影刀接入或手机实测。</w:t>
       </w:r>
     </w:p>
     <w:p>

--- a/docs/影刀多手机项目_需求与会话交接文档.docx
+++ b/docs/影刀多手机项目_需求与会话交接文档.docx
@@ -15,7 +15,7 @@
         <w:pStyle w:val="Subtitle"/>
       </w:pPr>
       <w:r>
-        <w:t>更新日期 2026年10月3日  文档修订 1.2</w:t>
+        <w:t>更新日期 2026年10月3日  文档修订 1.3</w:t>
       </w:r>
     </w:p>
     <w:p>
@@ -25,7 +25,7 @@
     </w:p>
     <w:p>
       <w:r>
-        <w:t>当前已交付基础框架 v0.1.0，影刀与真实手机尚未接入。完整业务流程保留原需求中的随机点赞、评论、转发节点，互动动作继续保留为项目功能需求，当前基础框架尚未实现。暂停的只是多账号养号流程。</w:t>
+        <w:t>当前已交付基础框架 v0.1.0，影刀与真实手机尚未接入。完整业务流程保留原需求中的随机点赞、评论、转发节点，互动动作继续保留为项目功能需求，当前基础框架尚未实现。多账号养号流程已从项目需求和流程中删除。</w:t>
       </w:r>
     </w:p>
     <w:p>
@@ -670,19 +670,6 @@
       </w:pPr>
       <w:r>
         <w:t>参与任务的执行账号数量在预设范围内随机选择。</w:t>
-      </w:r>
-    </w:p>
-    <w:p>
-      <w:pPr>
-        <w:pStyle w:val="Heading2"/>
-      </w:pPr>
-      <w:r>
-        <w:t>历史养号需求与本轮排除范围</w:t>
-      </w:r>
-    </w:p>
-    <w:p>
-      <w:r>
-        <w:t>原会话曾提出空闲时播放视频、随机滑动与随机点赞等养号需求。用户现已明确：暂停的只是多账号养号流程，点赞、评论、转发仍保留为项目功能需求。</w:t>
       </w:r>
     </w:p>
     <w:p>
@@ -1932,7 +1919,7 @@
     </w:p>
     <w:p>
       <w:r>
-        <w:t>用户先追问为什么多账号随机互动与养号不能协助，随后进一步询问：是整个流程都不行，还是指定操作不行。原会话回答：限制针对多账号批量制造互动及其配套的模拟活跃流程，并非整个项目。</w:t>
+        <w:t>用户先追问为什么多账号随机互动不能协助，随后进一步询问：是整个流程都不行，还是指定操作不行。原会话回答：限制针对多账号批量制造互动及其配套的模拟活跃流程，并非整个项目。</w:t>
       </w:r>
     </w:p>
     <w:tbl>
@@ -2375,72 +2362,6 @@
                 <w:b w:val="0"/>
                 <w:sz w:val="21"/>
               </w:rPr>
-              <w:t>配合批量互动的随机播放 滑动 点赞养号</w:t>
-            </w:r>
-          </w:p>
-        </w:tc>
-        <w:tc>
-          <w:tcPr>
-            <w:tcW w:type="dxa" w:w="4032"/>
-            <w:vAlign w:val="center"/>
-            <w:tcBorders>
-              <w:top w:val="single" w:sz="4" w:color="D9D9D9"/>
-              <w:left w:val="single" w:sz="4" w:color="D9D9D9"/>
-              <w:bottom w:val="single" w:sz="4" w:color="D9D9D9"/>
-              <w:right w:val="single" w:sz="4" w:color="D9D9D9"/>
-            </w:tcBorders>
-            <w:tcMar>
-              <w:top w:w="90" w:type="dxa"/>
-              <w:left w:w="90" w:type="dxa"/>
-              <w:bottom w:w="90" w:type="dxa"/>
-              <w:right w:w="90" w:type="dxa"/>
-            </w:tcMar>
-          </w:tcPr>
-          <w:p>
-            <w:pPr>
-              <w:spacing w:after="60" w:line="276" w:lineRule="auto"/>
-            </w:pPr>
-            <w:r>
-              <w:rPr>
-                <w:b w:val="0"/>
-                <w:sz w:val="21"/>
-              </w:rPr>
-              <w:t>不能协助。</w:t>
-            </w:r>
-          </w:p>
-        </w:tc>
-      </w:tr>
-      <w:tr>
-        <w:trPr>
-          <w:cantSplit/>
-        </w:trPr>
-        <w:tc>
-          <w:tcPr>
-            <w:tcW w:type="dxa" w:w="5904"/>
-            <w:vAlign w:val="center"/>
-            <w:tcBorders>
-              <w:top w:val="single" w:sz="4" w:color="D9D9D9"/>
-              <w:left w:val="single" w:sz="4" w:color="D9D9D9"/>
-              <w:bottom w:val="single" w:sz="4" w:color="D9D9D9"/>
-              <w:right w:val="single" w:sz="4" w:color="D9D9D9"/>
-            </w:tcBorders>
-            <w:tcMar>
-              <w:top w:w="90" w:type="dxa"/>
-              <w:left w:w="90" w:type="dxa"/>
-              <w:bottom w:w="90" w:type="dxa"/>
-              <w:right w:w="90" w:type="dxa"/>
-            </w:tcMar>
-          </w:tcPr>
-          <w:p>
-            <w:pPr>
-              <w:spacing w:after="60" w:line="276" w:lineRule="auto"/>
-              <w:jc w:val="left"/>
-            </w:pPr>
-            <w:r>
-              <w:rPr>
-                <w:b w:val="0"/>
-                <w:sz w:val="21"/>
-              </w:rPr>
               <w:t>管理自有账号收到的真实评论及审核回复</w:t>
             </w:r>
           </w:p>
@@ -2507,7 +2428,7 @@
     </w:p>
     <w:p>
       <w:r>
-        <w:t>本次确认：原始流程中的随机点赞、评论、转发动作继续保留，文档不得在核验处截断流程；互动动作继续保留为项目功能需求，当前基础框架尚未实现。暂停的只是多账号养号流程。原会话的协助范围讨论保留为历史记录，不据此删除原始流程节点。</w:t>
+        <w:t>本次确认：原始流程中的随机点赞、评论、转发动作继续保留，文档不得在核验处截断流程；互动动作继续保留为项目功能需求，当前基础框架尚未实现。多账号养号流程已从项目需求和流程中删除。原会话的协助范围讨论保留为历史记录，不据此删除原始流程节点。</w:t>
       </w:r>
     </w:p>
     <w:p>
@@ -2924,7 +2845,7 @@
         <w:spacing w:after="80" w:line="340" w:lineRule="exact"/>
       </w:pPr>
       <w:r>
-        <w:t>已交付基础框架 v0.1.0，包含设备、目标账号、人工核验任务、内容记录、日志和影刀适配层。随机互动继续保留为项目功能需求，当前基础框架尚未实现；多账号养号流程暂停。尚未收到真实环境材料，也未完成用户电脑部署、影刀接入或手机实测。</w:t>
+        <w:t>已交付基础框架 v0.1.0，包含设备、目标账号、人工核验任务、内容记录、日志和影刀适配层。随机互动继续保留为项目功能需求，当前基础框架尚未实现；多账号养号流程已从项目需求和流程中删除。尚未收到真实环境材料，也未完成用户电脑部署、影刀接入或手机实测。</w:t>
       </w:r>
     </w:p>
     <w:p>

--- a/docs/影刀多手机项目_需求与会话交接文档.docx
+++ b/docs/影刀多手机项目_需求与会话交接文档.docx
@@ -7,7 +7,7 @@
         <w:pStyle w:val="Title"/>
       </w:pPr>
       <w:r>
-        <w:t>影刀多手机项目需求与会话交接文档</w:t>
+        <w:t>影刀多手机项目需求与开发交接文档</w:t>
       </w:r>
     </w:p>
     <w:p>
@@ -15,17 +15,17 @@
         <w:pStyle w:val="Subtitle"/>
       </w:pPr>
       <w:r>
-        <w:t>更新日期 2026年10月3日  文档修订 1.3</w:t>
+        <w:t>更新日期 2026年10月3日  文档修订 1.4</w:t>
       </w:r>
     </w:p>
     <w:p>
       <w:r>
-        <w:t>本项目拟通过影刀连接多台手机，并由本地程序管理设备、账号资料和任务。用户已安装影刀，具备本地 AI 条件，希望由开发助手主导后续搭建，提供适合无编程经验用户的具体操作步骤。</w:t>
+        <w:t>项目采用本地工作台管理设备、账号和任务，通过影刀连接手机。每台手机按相同流程独立运行，操作参数随机。</w:t>
       </w:r>
     </w:p>
     <w:p>
       <w:r>
-        <w:t>当前已交付基础框架 v0.1.0，影刀与真实手机尚未接入。完整业务流程保留原需求中的随机点赞、评论、转发节点，互动动作继续保留为项目功能需求，当前基础框架尚未实现。多账号养号流程已从项目需求和流程中删除。</w:t>
+        <w:t>代码版本 v0.1.0。已实现设备与账号登记、人工核验任务、内容记录、日志和 SQLite 保存。影刀、真实手机、自动搜索、身份识别和互动执行尚未接入。养号不在项目范围内。</w:t>
       </w:r>
     </w:p>
     <w:p>
@@ -33,7 +33,7 @@
         <w:pStyle w:val="Heading1"/>
       </w:pPr>
       <w:r>
-        <w:t>1 项目背景与现有条件</w:t>
+        <w:t>1 环境与部署目录</w:t>
       </w:r>
     </w:p>
     <w:tbl>
@@ -102,15 +102,11 @@
             <w:shd w:fill="E4EDF4"/>
           </w:tcPr>
           <w:p>
-            <w:pPr>
-              <w:spacing w:after="60" w:line="276" w:lineRule="auto"/>
-            </w:pPr>
             <w:r>
               <w:rPr>
                 <w:b/>
-                <w:sz w:val="21"/>
               </w:rPr>
-              <w:t>已知内容</w:t>
+              <w:t>环境要求与状态</w:t>
             </w:r>
           </w:p>
         </w:tc>
@@ -168,15 +164,8 @@
             </w:tcMar>
           </w:tcPr>
           <w:p>
-            <w:pPr>
-              <w:spacing w:after="60" w:line="276" w:lineRule="auto"/>
-            </w:pPr>
             <w:r>
-              <w:rPr>
-                <w:b w:val="0"/>
-                <w:sz w:val="21"/>
-              </w:rPr>
-              <w:t>用户不会编程，属于纯小白，需要开发助手主导流程。</w:t>
+              <w:t>交付需要明确启动方法和本地 AI 操作步骤。</w:t>
             </w:r>
           </w:p>
         </w:tc>
@@ -234,15 +223,8 @@
             </w:tcMar>
           </w:tcPr>
           <w:p>
-            <w:pPr>
-              <w:spacing w:after="60" w:line="276" w:lineRule="auto"/>
-            </w:pPr>
             <w:r>
-              <w:rPr>
-                <w:b w:val="0"/>
-                <w:sz w:val="21"/>
-              </w:rPr>
-              <w:t>已有本地 AI 部署，可以执行一些本地项目；具体工具与执行权限待确认。</w:t>
+              <w:t>本地 AI 的文件、命令和截图能力待确认。</w:t>
             </w:r>
           </w:p>
         </w:tc>
@@ -379,138 +361,6 @@
           </w:p>
         </w:tc>
       </w:tr>
-      <w:tr>
-        <w:trPr>
-          <w:cantSplit/>
-        </w:trPr>
-        <w:tc>
-          <w:tcPr>
-            <w:tcW w:type="dxa" w:w="1656"/>
-            <w:vAlign w:val="center"/>
-            <w:tcBorders>
-              <w:top w:val="single" w:sz="4" w:color="D9D9D9"/>
-              <w:left w:val="single" w:sz="4" w:color="D9D9D9"/>
-              <w:bottom w:val="single" w:sz="4" w:color="D9D9D9"/>
-              <w:right w:val="single" w:sz="4" w:color="D9D9D9"/>
-            </w:tcBorders>
-            <w:tcMar>
-              <w:top w:w="90" w:type="dxa"/>
-              <w:left w:w="90" w:type="dxa"/>
-              <w:bottom w:w="90" w:type="dxa"/>
-              <w:right w:w="90" w:type="dxa"/>
-            </w:tcMar>
-          </w:tcPr>
-          <w:p>
-            <w:pPr>
-              <w:spacing w:after="60" w:line="276" w:lineRule="auto"/>
-              <w:jc w:val="left"/>
-            </w:pPr>
-            <w:r>
-              <w:rPr>
-                <w:b w:val="0"/>
-                <w:sz w:val="21"/>
-              </w:rPr>
-              <w:t>开发要求</w:t>
-            </w:r>
-          </w:p>
-        </w:tc>
-        <w:tc>
-          <w:tcPr>
-            <w:tcW w:type="dxa" w:w="8280"/>
-            <w:vAlign w:val="center"/>
-            <w:tcBorders>
-              <w:top w:val="single" w:sz="4" w:color="D9D9D9"/>
-              <w:left w:val="single" w:sz="4" w:color="D9D9D9"/>
-              <w:bottom w:val="single" w:sz="4" w:color="D9D9D9"/>
-              <w:right w:val="single" w:sz="4" w:color="D9D9D9"/>
-            </w:tcBorders>
-            <w:tcMar>
-              <w:top w:w="90" w:type="dxa"/>
-              <w:left w:w="90" w:type="dxa"/>
-              <w:bottom w:w="90" w:type="dxa"/>
-              <w:right w:w="90" w:type="dxa"/>
-            </w:tcMar>
-          </w:tcPr>
-          <w:p>
-            <w:pPr>
-              <w:spacing w:after="60" w:line="276" w:lineRule="auto"/>
-            </w:pPr>
-            <w:r>
-              <w:rPr>
-                <w:b w:val="0"/>
-                <w:sz w:val="21"/>
-              </w:rPr>
-              <w:t>优先查找 GitHub 相关项目，避免从零开发遗漏功能；需要及时指出需求不完整之处。</w:t>
-            </w:r>
-          </w:p>
-        </w:tc>
-      </w:tr>
-      <w:tr>
-        <w:trPr>
-          <w:cantSplit/>
-        </w:trPr>
-        <w:tc>
-          <w:tcPr>
-            <w:tcW w:type="dxa" w:w="1656"/>
-            <w:vAlign w:val="center"/>
-            <w:tcBorders>
-              <w:top w:val="single" w:sz="4" w:color="D9D9D9"/>
-              <w:left w:val="single" w:sz="4" w:color="D9D9D9"/>
-              <w:bottom w:val="single" w:sz="4" w:color="D9D9D9"/>
-              <w:right w:val="single" w:sz="4" w:color="D9D9D9"/>
-            </w:tcBorders>
-            <w:tcMar>
-              <w:top w:w="90" w:type="dxa"/>
-              <w:left w:w="90" w:type="dxa"/>
-              <w:bottom w:w="90" w:type="dxa"/>
-              <w:right w:w="90" w:type="dxa"/>
-            </w:tcMar>
-          </w:tcPr>
-          <w:p>
-            <w:pPr>
-              <w:spacing w:after="60" w:line="276" w:lineRule="auto"/>
-              <w:jc w:val="left"/>
-            </w:pPr>
-            <w:r>
-              <w:rPr>
-                <w:b w:val="0"/>
-                <w:sz w:val="21"/>
-              </w:rPr>
-              <w:t>配合方式</w:t>
-            </w:r>
-          </w:p>
-        </w:tc>
-        <w:tc>
-          <w:tcPr>
-            <w:tcW w:type="dxa" w:w="8280"/>
-            <w:vAlign w:val="center"/>
-            <w:tcBorders>
-              <w:top w:val="single" w:sz="4" w:color="D9D9D9"/>
-              <w:left w:val="single" w:sz="4" w:color="D9D9D9"/>
-              <w:bottom w:val="single" w:sz="4" w:color="D9D9D9"/>
-              <w:right w:val="single" w:sz="4" w:color="D9D9D9"/>
-            </w:tcBorders>
-            <w:tcMar>
-              <w:top w:w="90" w:type="dxa"/>
-              <w:left w:w="90" w:type="dxa"/>
-              <w:bottom w:w="90" w:type="dxa"/>
-              <w:right w:w="90" w:type="dxa"/>
-            </w:tcMar>
-          </w:tcPr>
-          <w:p>
-            <w:pPr>
-              <w:spacing w:after="60" w:line="276" w:lineRule="auto"/>
-            </w:pPr>
-            <w:r>
-              <w:rPr>
-                <w:b w:val="0"/>
-                <w:sz w:val="21"/>
-              </w:rPr>
-              <w:t>需要环境、目录、日志或截图时，用户可以让本地 AI 整理后提供。</w:t>
-            </w:r>
-          </w:p>
-        </w:tc>
-      </w:tr>
     </w:tbl>
     <w:p>
       <w:pPr>
@@ -541,16 +391,11 @@
       </w:r>
     </w:p>
     <w:p>
-      <w:r>
-        <w:t>原会话说明：云端助手无法直接读取上述 Windows 本地目录或操作用户电脑。本地检查、运行和截图需要用户或本地 AI 提供。</w:t>
-      </w:r>
-    </w:p>
-    <w:p>
       <w:pPr>
         <w:pStyle w:val="Heading1"/>
       </w:pPr>
       <w:r>
-        <w:t>2 用户提出的完整功能需求</w:t>
+        <w:t>2 功能需求</w:t>
       </w:r>
     </w:p>
     <w:p>
@@ -563,12 +408,12 @@
     </w:p>
     <w:p>
       <w:r>
-        <w:t>①目标账号：用户提供多个账号名称，也可以提供账号标识或头像。需要能够在关键词搜索结果中识别目标账号。绑定后保存到工具的账号后台，预计目标账号数量较多。这些账号是要被评论的账号，不是发布账号。</w:t>
+        <w:t>①目标账号：保存昵称、账号标识或头像，用于在关键词搜索结果中识别内容作者。支持管理多个目标账号。</w:t>
       </w:r>
     </w:p>
     <w:p>
       <w:r>
-        <w:t>②执行账号与手机：绑定当前连接的手机及其抖音账号，识别手机上的抖音，并涉及同步动作。同步的具体含义、同流程独立运行的方式，以及设备与账号的绑定规则尚未确定。</w:t>
+        <w:t>②执行账号与手机：登记手机及其当前登录的抖音账号。手机与账号分别标识，换号后重新确认绑定关系。</w:t>
       </w:r>
     </w:p>
     <w:p>
@@ -576,12 +421,7 @@
         <w:pStyle w:val="Heading2"/>
       </w:pPr>
       <w:r>
-        <w:t>搜索与作者核验</w:t>
-      </w:r>
-    </w:p>
-    <w:p>
-      <w:r>
-        <w:t>以下为保留的完整需求流程。业务步骤是否存在与本轮是否开发分别标注；不能因某个动作尚未实现而删去该步骤，或将流程改成在身份核验处结束。</w:t>
+        <w:t>完整业务流程</w:t>
       </w:r>
     </w:p>
     <w:p>
@@ -629,7 +469,7 @@
         <w:ind w:left="216"/>
       </w:pPr>
       <w:r>
-        <w:t>6. 如果不是目标账号，返回搜索结果继续向下查找；如果是目标账号，返回内容页，进入随机点赞、评论、转发节点。该节点保留在完整业务流程中，互动动作继续保留为项目功能需求，当前基础框架尚未实现。</w:t>
+        <w:t>6. 身份不符则返回搜索结果继续查找；身份相符则返回内容页，在点赞、评论、转发中随机执行一至三个动作。</w:t>
       </w:r>
     </w:p>
     <w:p>
@@ -673,21 +513,16 @@
       </w:r>
     </w:p>
     <w:p>
-      <w:r>
-        <w:t>随机动作数量一至三个、操作时间区间及随机回复池均保留为互动功能需求，当前基础框架尚未实现。流程关系保留为：核对作者身份；身份不符则继续查找；身份相符则返回内容页，进入上述随机互动节点。该节点尚未实现，不能记录为已自动执行成功。</w:t>
-      </w:r>
-    </w:p>
-    <w:p>
       <w:pPr>
         <w:pStyle w:val="Heading1"/>
       </w:pPr>
       <w:r>
-        <w:t>3 原会话提出的程序分工与账号管理方案</w:t>
+        <w:t>3 架构与账号数据</w:t>
       </w:r>
     </w:p>
     <w:p>
       <w:r>
-        <w:t>原会话建议采用“本地管理程序＋影刀执行”的结构。此建议尚未在用户设备上验证，也尚未成为双方确认的开发方案。</w:t>
+        <w:t>本地工作台负责管理与数据保存，影刀适配层负责手机调用。当前适配层返回未配置，调用方式需根据实际影刀能力确定。</w:t>
       </w:r>
     </w:p>
     <w:tbl>
@@ -756,15 +591,11 @@
             <w:shd w:fill="E4EDF4"/>
           </w:tcPr>
           <w:p>
-            <w:pPr>
-              <w:spacing w:after="60" w:line="276" w:lineRule="auto"/>
-            </w:pPr>
             <w:r>
               <w:rPr>
                 <w:b/>
-                <w:sz w:val="21"/>
               </w:rPr>
-              <w:t>原会话建议的职责</w:t>
+              <w:t>职责设计</w:t>
             </w:r>
           </w:p>
         </w:tc>
@@ -932,72 +763,6 @@
                 <w:b w:val="0"/>
                 <w:sz w:val="21"/>
               </w:rPr>
-              <w:t>本地 AI</w:t>
-            </w:r>
-          </w:p>
-        </w:tc>
-        <w:tc>
-          <w:tcPr>
-            <w:tcW w:type="dxa" w:w="8064"/>
-            <w:vAlign w:val="center"/>
-            <w:tcBorders>
-              <w:top w:val="single" w:sz="4" w:color="D9D9D9"/>
-              <w:left w:val="single" w:sz="4" w:color="D9D9D9"/>
-              <w:bottom w:val="single" w:sz="4" w:color="D9D9D9"/>
-              <w:right w:val="single" w:sz="4" w:color="D9D9D9"/>
-            </w:tcBorders>
-            <w:tcMar>
-              <w:top w:w="90" w:type="dxa"/>
-              <w:left w:w="90" w:type="dxa"/>
-              <w:bottom w:w="90" w:type="dxa"/>
-              <w:right w:w="90" w:type="dxa"/>
-            </w:tcMar>
-          </w:tcPr>
-          <w:p>
-            <w:pPr>
-              <w:spacing w:after="60" w:line="276" w:lineRule="auto"/>
-            </w:pPr>
-            <w:r>
-              <w:rPr>
-                <w:b w:val="0"/>
-                <w:sz w:val="21"/>
-              </w:rPr>
-              <w:t>辅助开发与分析日志；必要时辅助识别截图中的文字和内容。</w:t>
-            </w:r>
-          </w:p>
-        </w:tc>
-      </w:tr>
-      <w:tr>
-        <w:trPr>
-          <w:cantSplit/>
-        </w:trPr>
-        <w:tc>
-          <w:tcPr>
-            <w:tcW w:type="dxa" w:w="1872"/>
-            <w:vAlign w:val="center"/>
-            <w:tcBorders>
-              <w:top w:val="single" w:sz="4" w:color="D9D9D9"/>
-              <w:left w:val="single" w:sz="4" w:color="D9D9D9"/>
-              <w:bottom w:val="single" w:sz="4" w:color="D9D9D9"/>
-              <w:right w:val="single" w:sz="4" w:color="D9D9D9"/>
-            </w:tcBorders>
-            <w:tcMar>
-              <w:top w:w="90" w:type="dxa"/>
-              <w:left w:w="90" w:type="dxa"/>
-              <w:bottom w:w="90" w:type="dxa"/>
-              <w:right w:w="90" w:type="dxa"/>
-            </w:tcMar>
-          </w:tcPr>
-          <w:p>
-            <w:pPr>
-              <w:spacing w:after="60" w:line="276" w:lineRule="auto"/>
-              <w:jc w:val="left"/>
-            </w:pPr>
-            <w:r>
-              <w:rPr>
-                <w:b w:val="0"/>
-                <w:sz w:val="21"/>
-              </w:rPr>
               <w:t>用户</w:t>
             </w:r>
           </w:p>
@@ -1041,7 +806,7 @@
     </w:p>
     <w:p>
       <w:r>
-        <w:t>控制关系建议：同一台手机同一时间只有一个控制入口，避免影刀和本地 AI 同时点击，导致页面变化后仍按旧画面操作。</w:t>
+        <w:t>同一台手机同一时间由一个控制入口操作，防止并发操作使用过期页面状态。当前同设备互斥仅覆盖工作台内的任务，无法检测外部工具占用。</w:t>
       </w:r>
     </w:p>
     <w:p>
@@ -1049,7 +814,7 @@
         <w:pStyle w:val="Heading2"/>
       </w:pPr>
       <w:r>
-        <w:t>建议区分两张账号表</w:t>
+        <w:t>账号数据设计</w:t>
       </w:r>
     </w:p>
     <w:tbl>
@@ -1118,15 +883,11 @@
             <w:shd w:fill="E4EDF4"/>
           </w:tcPr>
           <w:p>
-            <w:pPr>
-              <w:spacing w:after="60" w:line="276" w:lineRule="auto"/>
-            </w:pPr>
             <w:r>
               <w:rPr>
                 <w:b/>
-                <w:sz w:val="21"/>
               </w:rPr>
-              <w:t>建议保存的信息</w:t>
+              <w:t>字段设计</w:t>
             </w:r>
           </w:p>
         </w:tc>
@@ -1274,7 +1035,7 @@
         <w:pStyle w:val="Heading2"/>
       </w:pPr>
       <w:r>
-        <w:t>原会话提出的人工辅助查看流程</w:t>
+        <w:t>当前人工核验流程</w:t>
       </w:r>
     </w:p>
     <w:p>
@@ -1314,7 +1075,7 @@
         <w:ind w:left="216"/>
       </w:pPr>
       <w:r>
-        <w:t>5. 将核验后的内容展示在管理程序中，由用户决定是否进行真实互动。</w:t>
+        <w:t>5. 将核验结果展示并保存到管理程序。</w:t>
       </w:r>
     </w:p>
     <w:p>
@@ -1327,7 +1088,7 @@
     </w:p>
     <w:p>
       <w:r>
-        <w:t>人工核验是当前基础框架已实现的子流程，不替代完整业务流程。核验完成后，需求文档仍保留随机点赞、评论、转发节点。当前界面中的任务完成仅表示人工核验完成，不表示随机互动已执行或完整业务流程已完成。</w:t>
+        <w:t>当前任务完成表示人工核验完成。自动搜索、身份识别、随机参数配置及互动执行尚未实现。</w:t>
       </w:r>
     </w:p>
     <w:p>
@@ -1335,7 +1096,7 @@
         <w:pStyle w:val="Heading1"/>
       </w:pPr>
       <w:r>
-        <w:t>4 身份识别 业务判断与异常处理</w:t>
+        <w:t>4 身份核验与异常处理</w:t>
       </w:r>
     </w:p>
     <w:p>
@@ -1343,7 +1104,7 @@
         <w:pStyle w:val="Heading2"/>
       </w:pPr>
       <w:r>
-        <w:t>账号与内容识别的补充事项</w:t>
+        <w:t>识别规则与待确认事项</w:t>
       </w:r>
     </w:p>
     <w:p>
@@ -1407,7 +1168,7 @@
         <w:pStyle w:val="Heading2"/>
       </w:pPr>
       <w:r>
-        <w:t>原会话建议的异常处理</w:t>
+        <w:t>异常处理设计</w:t>
       </w:r>
     </w:p>
     <w:tbl>
@@ -1476,15 +1237,11 @@
             <w:shd w:fill="E4EDF4"/>
           </w:tcPr>
           <w:p>
-            <w:pPr>
-              <w:spacing w:after="60" w:line="276" w:lineRule="auto"/>
-            </w:pPr>
             <w:r>
               <w:rPr>
                 <w:b/>
-                <w:sz w:val="21"/>
               </w:rPr>
-              <w:t>建议的程序表现</w:t>
+              <w:t>处理方式</w:t>
             </w:r>
           </w:p>
         </w:tc>
@@ -1896,17 +1653,17 @@
         <w:pStyle w:val="Heading2"/>
       </w:pPr>
       <w:r>
-        <w:t>原会话建议的验证顺序</w:t>
+        <w:t>接入验证顺序</w:t>
       </w:r>
     </w:p>
     <w:p>
       <w:r>
-        <w:t>先验证一台手机，再验证两台独立运行，最后扩展至十台。目的是区分流程问题、连接问题与并发问题。这个顺序尚未开始执行。</w:t>
+        <w:t>先验证单台设备连接与读取，再验证两台独立运行和同设备互斥，最后扩展至目标设备数量。实机验证尚未开始。</w:t>
       </w:r>
     </w:p>
     <w:p>
       <w:r>
-        <w:t>影刀版本与权限、多台设备连接能力以及十台设备实际并发效果，仍需要在用户现有环境中确认。</w:t>
+        <w:t>多设备连接能力与并发效果需在实际影刀版本、套餐和用户环境中验证。</w:t>
       </w:r>
     </w:p>
     <w:p>
@@ -1914,508 +1671,7 @@
         <w:pStyle w:val="Heading1"/>
       </w:pPr>
       <w:r>
-        <w:t>5 原会话对协助范围的说明</w:t>
-      </w:r>
-    </w:p>
-    <w:p>
-      <w:r>
-        <w:t>用户先追问为什么多账号随机互动不能协助，随后进一步询问：是整个流程都不行，还是指定操作不行。原会话回答：限制针对多账号批量制造互动及其配套的模拟活跃流程，并非整个项目。</w:t>
-      </w:r>
-    </w:p>
-    <w:tbl>
-      <w:tblPr>
-        <w:tblW w:type="auto" w:w="0"/>
-        <w:tblLayout w:type="fixed"/>
-        <w:tblLook w:firstColumn="1" w:firstRow="1" w:lastColumn="0" w:lastRow="0" w:noHBand="0" w:noVBand="1" w:val="04A0"/>
-      </w:tblPr>
-      <w:tblGrid>
-        <w:gridCol w:w="5904"/>
-        <w:gridCol w:w="4032"/>
-      </w:tblGrid>
-      <w:tr>
-        <w:trPr>
-          <w:tblHeader/>
-          <w:cantSplit/>
-        </w:trPr>
-        <w:tc>
-          <w:tcPr>
-            <w:tcW w:type="dxa" w:w="5904"/>
-            <w:vAlign w:val="center"/>
-            <w:tcBorders>
-              <w:top w:val="single" w:sz="4" w:color="D9D9D9"/>
-              <w:left w:val="single" w:sz="4" w:color="D9D9D9"/>
-              <w:bottom w:val="single" w:sz="4" w:color="D9D9D9"/>
-              <w:right w:val="single" w:sz="4" w:color="D9D9D9"/>
-            </w:tcBorders>
-            <w:tcMar>
-              <w:top w:w="90" w:type="dxa"/>
-              <w:left w:w="90" w:type="dxa"/>
-              <w:bottom w:w="90" w:type="dxa"/>
-              <w:right w:w="90" w:type="dxa"/>
-            </w:tcMar>
-            <w:shd w:fill="E4EDF4"/>
-          </w:tcPr>
-          <w:p>
-            <w:pPr>
-              <w:spacing w:after="60" w:line="276" w:lineRule="auto"/>
-              <w:jc w:val="left"/>
-            </w:pPr>
-            <w:r>
-              <w:rPr>
-                <w:b/>
-                <w:sz w:val="21"/>
-              </w:rPr>
-              <w:t>功能</w:t>
-            </w:r>
-          </w:p>
-        </w:tc>
-        <w:tc>
-          <w:tcPr>
-            <w:tcW w:type="dxa" w:w="4032"/>
-            <w:vAlign w:val="center"/>
-            <w:tcBorders>
-              <w:top w:val="single" w:sz="4" w:color="D9D9D9"/>
-              <w:left w:val="single" w:sz="4" w:color="D9D9D9"/>
-              <w:bottom w:val="single" w:sz="4" w:color="D9D9D9"/>
-              <w:right w:val="single" w:sz="4" w:color="D9D9D9"/>
-            </w:tcBorders>
-            <w:tcMar>
-              <w:top w:w="90" w:type="dxa"/>
-              <w:left w:w="90" w:type="dxa"/>
-              <w:bottom w:w="90" w:type="dxa"/>
-              <w:right w:w="90" w:type="dxa"/>
-            </w:tcMar>
-            <w:shd w:fill="E4EDF4"/>
-          </w:tcPr>
-          <w:p>
-            <w:pPr>
-              <w:spacing w:after="60" w:line="276" w:lineRule="auto"/>
-            </w:pPr>
-            <w:r>
-              <w:rPr>
-                <w:b/>
-                <w:sz w:val="21"/>
-              </w:rPr>
-              <w:t>原会话回答</w:t>
-            </w:r>
-          </w:p>
-        </w:tc>
-      </w:tr>
-      <w:tr>
-        <w:trPr>
-          <w:cantSplit/>
-        </w:trPr>
-        <w:tc>
-          <w:tcPr>
-            <w:tcW w:type="dxa" w:w="5904"/>
-            <w:vAlign w:val="center"/>
-            <w:tcBorders>
-              <w:top w:val="single" w:sz="4" w:color="D9D9D9"/>
-              <w:left w:val="single" w:sz="4" w:color="D9D9D9"/>
-              <w:bottom w:val="single" w:sz="4" w:color="D9D9D9"/>
-              <w:right w:val="single" w:sz="4" w:color="D9D9D9"/>
-            </w:tcBorders>
-            <w:tcMar>
-              <w:top w:w="90" w:type="dxa"/>
-              <w:left w:w="90" w:type="dxa"/>
-              <w:bottom w:w="90" w:type="dxa"/>
-              <w:right w:w="90" w:type="dxa"/>
-            </w:tcMar>
-          </w:tcPr>
-          <w:p>
-            <w:pPr>
-              <w:spacing w:after="60" w:line="276" w:lineRule="auto"/>
-              <w:jc w:val="left"/>
-            </w:pPr>
-            <w:r>
-              <w:rPr>
-                <w:b w:val="0"/>
-                <w:sz w:val="21"/>
-              </w:rPr>
-              <w:t>影刀连接手机及电脑控制多台手机</w:t>
-            </w:r>
-          </w:p>
-        </w:tc>
-        <w:tc>
-          <w:tcPr>
-            <w:tcW w:type="dxa" w:w="4032"/>
-            <w:vAlign w:val="center"/>
-            <w:tcBorders>
-              <w:top w:val="single" w:sz="4" w:color="D9D9D9"/>
-              <w:left w:val="single" w:sz="4" w:color="D9D9D9"/>
-              <w:bottom w:val="single" w:sz="4" w:color="D9D9D9"/>
-              <w:right w:val="single" w:sz="4" w:color="D9D9D9"/>
-            </w:tcBorders>
-            <w:tcMar>
-              <w:top w:w="90" w:type="dxa"/>
-              <w:left w:w="90" w:type="dxa"/>
-              <w:bottom w:w="90" w:type="dxa"/>
-              <w:right w:w="90" w:type="dxa"/>
-            </w:tcMar>
-          </w:tcPr>
-          <w:p>
-            <w:pPr>
-              <w:spacing w:after="60" w:line="276" w:lineRule="auto"/>
-            </w:pPr>
-            <w:r>
-              <w:rPr>
-                <w:b w:val="0"/>
-                <w:sz w:val="21"/>
-              </w:rPr>
-              <w:t>可以。</w:t>
-            </w:r>
-          </w:p>
-        </w:tc>
-      </w:tr>
-      <w:tr>
-        <w:trPr>
-          <w:cantSplit/>
-        </w:trPr>
-        <w:tc>
-          <w:tcPr>
-            <w:tcW w:type="dxa" w:w="5904"/>
-            <w:vAlign w:val="center"/>
-            <w:tcBorders>
-              <w:top w:val="single" w:sz="4" w:color="D9D9D9"/>
-              <w:left w:val="single" w:sz="4" w:color="D9D9D9"/>
-              <w:bottom w:val="single" w:sz="4" w:color="D9D9D9"/>
-              <w:right w:val="single" w:sz="4" w:color="D9D9D9"/>
-            </w:tcBorders>
-            <w:tcMar>
-              <w:top w:w="90" w:type="dxa"/>
-              <w:left w:w="90" w:type="dxa"/>
-              <w:bottom w:w="90" w:type="dxa"/>
-              <w:right w:w="90" w:type="dxa"/>
-            </w:tcMar>
-          </w:tcPr>
-          <w:p>
-            <w:pPr>
-              <w:spacing w:after="60" w:line="276" w:lineRule="auto"/>
-              <w:jc w:val="left"/>
-            </w:pPr>
-            <w:r>
-              <w:rPr>
-                <w:b w:val="0"/>
-                <w:sz w:val="21"/>
-              </w:rPr>
-              <w:t>管理手机及其登录账号</w:t>
-            </w:r>
-          </w:p>
-        </w:tc>
-        <w:tc>
-          <w:tcPr>
-            <w:tcW w:type="dxa" w:w="4032"/>
-            <w:vAlign w:val="center"/>
-            <w:tcBorders>
-              <w:top w:val="single" w:sz="4" w:color="D9D9D9"/>
-              <w:left w:val="single" w:sz="4" w:color="D9D9D9"/>
-              <w:bottom w:val="single" w:sz="4" w:color="D9D9D9"/>
-              <w:right w:val="single" w:sz="4" w:color="D9D9D9"/>
-            </w:tcBorders>
-            <w:tcMar>
-              <w:top w:w="90" w:type="dxa"/>
-              <w:left w:w="90" w:type="dxa"/>
-              <w:bottom w:w="90" w:type="dxa"/>
-              <w:right w:w="90" w:type="dxa"/>
-            </w:tcMar>
-          </w:tcPr>
-          <w:p>
-            <w:pPr>
-              <w:spacing w:after="60" w:line="276" w:lineRule="auto"/>
-            </w:pPr>
-            <w:r>
-              <w:rPr>
-                <w:b w:val="0"/>
-                <w:sz w:val="21"/>
-              </w:rPr>
-              <w:t>可以。</w:t>
-            </w:r>
-          </w:p>
-        </w:tc>
-      </w:tr>
-      <w:tr>
-        <w:trPr>
-          <w:cantSplit/>
-        </w:trPr>
-        <w:tc>
-          <w:tcPr>
-            <w:tcW w:type="dxa" w:w="5904"/>
-            <w:vAlign w:val="center"/>
-            <w:tcBorders>
-              <w:top w:val="single" w:sz="4" w:color="D9D9D9"/>
-              <w:left w:val="single" w:sz="4" w:color="D9D9D9"/>
-              <w:bottom w:val="single" w:sz="4" w:color="D9D9D9"/>
-              <w:right w:val="single" w:sz="4" w:color="D9D9D9"/>
-            </w:tcBorders>
-            <w:tcMar>
-              <w:top w:w="90" w:type="dxa"/>
-              <w:left w:w="90" w:type="dxa"/>
-              <w:bottom w:w="90" w:type="dxa"/>
-              <w:right w:w="90" w:type="dxa"/>
-            </w:tcMar>
-          </w:tcPr>
-          <w:p>
-            <w:pPr>
-              <w:spacing w:after="60" w:line="276" w:lineRule="auto"/>
-              <w:jc w:val="left"/>
-            </w:pPr>
-            <w:r>
-              <w:rPr>
-                <w:b w:val="0"/>
-                <w:sz w:val="21"/>
-              </w:rPr>
-              <w:t>保存目标账号资料 识别与核对身份</w:t>
-            </w:r>
-          </w:p>
-        </w:tc>
-        <w:tc>
-          <w:tcPr>
-            <w:tcW w:type="dxa" w:w="4032"/>
-            <w:vAlign w:val="center"/>
-            <w:tcBorders>
-              <w:top w:val="single" w:sz="4" w:color="D9D9D9"/>
-              <w:left w:val="single" w:sz="4" w:color="D9D9D9"/>
-              <w:bottom w:val="single" w:sz="4" w:color="D9D9D9"/>
-              <w:right w:val="single" w:sz="4" w:color="D9D9D9"/>
-            </w:tcBorders>
-            <w:tcMar>
-              <w:top w:w="90" w:type="dxa"/>
-              <w:left w:w="90" w:type="dxa"/>
-              <w:bottom w:w="90" w:type="dxa"/>
-              <w:right w:w="90" w:type="dxa"/>
-            </w:tcMar>
-          </w:tcPr>
-          <w:p>
-            <w:pPr>
-              <w:spacing w:after="60" w:line="276" w:lineRule="auto"/>
-            </w:pPr>
-            <w:r>
-              <w:rPr>
-                <w:b w:val="0"/>
-                <w:sz w:val="21"/>
-              </w:rPr>
-              <w:t>可以，用于独立的内容查看或管理。</w:t>
-            </w:r>
-          </w:p>
-        </w:tc>
-      </w:tr>
-      <w:tr>
-        <w:trPr>
-          <w:cantSplit/>
-        </w:trPr>
-        <w:tc>
-          <w:tcPr>
-            <w:tcW w:type="dxa" w:w="5904"/>
-            <w:vAlign w:val="center"/>
-            <w:tcBorders>
-              <w:top w:val="single" w:sz="4" w:color="D9D9D9"/>
-              <w:left w:val="single" w:sz="4" w:color="D9D9D9"/>
-              <w:bottom w:val="single" w:sz="4" w:color="D9D9D9"/>
-              <w:right w:val="single" w:sz="4" w:color="D9D9D9"/>
-            </w:tcBorders>
-            <w:tcMar>
-              <w:top w:w="90" w:type="dxa"/>
-              <w:left w:w="90" w:type="dxa"/>
-              <w:bottom w:w="90" w:type="dxa"/>
-              <w:right w:w="90" w:type="dxa"/>
-            </w:tcMar>
-          </w:tcPr>
-          <w:p>
-            <w:pPr>
-              <w:spacing w:after="60" w:line="276" w:lineRule="auto"/>
-              <w:jc w:val="left"/>
-            </w:pPr>
-            <w:r>
-              <w:rPr>
-                <w:b w:val="0"/>
-                <w:sz w:val="21"/>
-              </w:rPr>
-              <w:t>搜索 查看与记录公开内容</w:t>
-            </w:r>
-          </w:p>
-        </w:tc>
-        <w:tc>
-          <w:tcPr>
-            <w:tcW w:type="dxa" w:w="4032"/>
-            <w:vAlign w:val="center"/>
-            <w:tcBorders>
-              <w:top w:val="single" w:sz="4" w:color="D9D9D9"/>
-              <w:left w:val="single" w:sz="4" w:color="D9D9D9"/>
-              <w:bottom w:val="single" w:sz="4" w:color="D9D9D9"/>
-              <w:right w:val="single" w:sz="4" w:color="D9D9D9"/>
-            </w:tcBorders>
-            <w:tcMar>
-              <w:top w:w="90" w:type="dxa"/>
-              <w:left w:w="90" w:type="dxa"/>
-              <w:bottom w:w="90" w:type="dxa"/>
-              <w:right w:w="90" w:type="dxa"/>
-            </w:tcMar>
-          </w:tcPr>
-          <w:p>
-            <w:pPr>
-              <w:spacing w:after="60" w:line="276" w:lineRule="auto"/>
-            </w:pPr>
-            <w:r>
-              <w:rPr>
-                <w:b w:val="0"/>
-                <w:sz w:val="21"/>
-              </w:rPr>
-              <w:t>可以，用于独立的内容查看或管理。</w:t>
-            </w:r>
-          </w:p>
-        </w:tc>
-      </w:tr>
-      <w:tr>
-        <w:trPr>
-          <w:cantSplit/>
-        </w:trPr>
-        <w:tc>
-          <w:tcPr>
-            <w:tcW w:type="dxa" w:w="5904"/>
-            <w:vAlign w:val="center"/>
-            <w:tcBorders>
-              <w:top w:val="single" w:sz="4" w:color="D9D9D9"/>
-              <w:left w:val="single" w:sz="4" w:color="D9D9D9"/>
-              <w:bottom w:val="single" w:sz="4" w:color="D9D9D9"/>
-              <w:right w:val="single" w:sz="4" w:color="D9D9D9"/>
-            </w:tcBorders>
-            <w:tcMar>
-              <w:top w:w="90" w:type="dxa"/>
-              <w:left w:w="90" w:type="dxa"/>
-              <w:bottom w:w="90" w:type="dxa"/>
-              <w:right w:w="90" w:type="dxa"/>
-            </w:tcMar>
-          </w:tcPr>
-          <w:p>
-            <w:pPr>
-              <w:spacing w:after="60" w:line="276" w:lineRule="auto"/>
-              <w:jc w:val="left"/>
-            </w:pPr>
-            <w:r>
-              <w:rPr>
-                <w:b w:val="0"/>
-                <w:sz w:val="21"/>
-              </w:rPr>
-              <w:t>调度多个账号随机点赞 评论 转发</w:t>
-            </w:r>
-          </w:p>
-        </w:tc>
-        <w:tc>
-          <w:tcPr>
-            <w:tcW w:type="dxa" w:w="4032"/>
-            <w:vAlign w:val="center"/>
-            <w:tcBorders>
-              <w:top w:val="single" w:sz="4" w:color="D9D9D9"/>
-              <w:left w:val="single" w:sz="4" w:color="D9D9D9"/>
-              <w:bottom w:val="single" w:sz="4" w:color="D9D9D9"/>
-              <w:right w:val="single" w:sz="4" w:color="D9D9D9"/>
-            </w:tcBorders>
-            <w:tcMar>
-              <w:top w:w="90" w:type="dxa"/>
-              <w:left w:w="90" w:type="dxa"/>
-              <w:bottom w:w="90" w:type="dxa"/>
-              <w:right w:w="90" w:type="dxa"/>
-            </w:tcMar>
-          </w:tcPr>
-          <w:p>
-            <w:pPr>
-              <w:spacing w:after="60" w:line="276" w:lineRule="auto"/>
-            </w:pPr>
-            <w:r>
-              <w:rPr>
-                <w:b w:val="0"/>
-                <w:sz w:val="21"/>
-              </w:rPr>
-              <w:t>不能协助。</w:t>
-            </w:r>
-          </w:p>
-        </w:tc>
-      </w:tr>
-      <w:tr>
-        <w:trPr>
-          <w:cantSplit/>
-        </w:trPr>
-        <w:tc>
-          <w:tcPr>
-            <w:tcW w:type="dxa" w:w="5904"/>
-            <w:vAlign w:val="center"/>
-            <w:tcBorders>
-              <w:top w:val="single" w:sz="4" w:color="D9D9D9"/>
-              <w:left w:val="single" w:sz="4" w:color="D9D9D9"/>
-              <w:bottom w:val="single" w:sz="4" w:color="D9D9D9"/>
-              <w:right w:val="single" w:sz="4" w:color="D9D9D9"/>
-            </w:tcBorders>
-            <w:tcMar>
-              <w:top w:w="90" w:type="dxa"/>
-              <w:left w:w="90" w:type="dxa"/>
-              <w:bottom w:w="90" w:type="dxa"/>
-              <w:right w:w="90" w:type="dxa"/>
-            </w:tcMar>
-          </w:tcPr>
-          <w:p>
-            <w:pPr>
-              <w:spacing w:after="60" w:line="276" w:lineRule="auto"/>
-              <w:jc w:val="left"/>
-            </w:pPr>
-            <w:r>
-              <w:rPr>
-                <w:b w:val="0"/>
-                <w:sz w:val="21"/>
-              </w:rPr>
-              <w:t>管理自有账号收到的真实评论及审核回复</w:t>
-            </w:r>
-          </w:p>
-        </w:tc>
-        <w:tc>
-          <w:tcPr>
-            <w:tcW w:type="dxa" w:w="4032"/>
-            <w:vAlign w:val="center"/>
-            <w:tcBorders>
-              <w:top w:val="single" w:sz="4" w:color="D9D9D9"/>
-              <w:left w:val="single" w:sz="4" w:color="D9D9D9"/>
-              <w:bottom w:val="single" w:sz="4" w:color="D9D9D9"/>
-              <w:right w:val="single" w:sz="4" w:color="D9D9D9"/>
-            </w:tcBorders>
-            <w:tcMar>
-              <w:top w:w="90" w:type="dxa"/>
-              <w:left w:w="90" w:type="dxa"/>
-              <w:bottom w:w="90" w:type="dxa"/>
-              <w:right w:w="90" w:type="dxa"/>
-            </w:tcMar>
-          </w:tcPr>
-          <w:p>
-            <w:pPr>
-              <w:spacing w:after="60" w:line="276" w:lineRule="auto"/>
-            </w:pPr>
-            <w:r>
-              <w:rPr>
-                <w:b w:val="0"/>
-                <w:sz w:val="21"/>
-              </w:rPr>
-              <w:t>可以。</w:t>
-            </w:r>
-          </w:p>
-        </w:tc>
-      </w:tr>
-    </w:tbl>
-    <w:p>
-      <w:pPr>
-        <w:spacing w:after="40" w:line="40" w:lineRule="exact"/>
-      </w:pPr>
-    </w:p>
-    <w:p>
-      <w:r>
-        <w:t>原会话给出的原因：统一调度十多个账号，对指定内容批量点赞、评论、转发，并以随机时间、动作和回复池模拟不同用户的自然行为，会制造看起来来自独立用户的互动，影响内容热度和受欢迎程度的真实性。</w:t>
-      </w:r>
-    </w:p>
-    <w:p>
-      <w:r>
-        <w:t>原会话同时说明：限制针对用途，与用户是否会编程、使用影刀还是自己写代码无关，也不是认定用户有恶意。</w:t>
-      </w:r>
-    </w:p>
-    <w:p>
-      <w:r>
-        <w:t>原会话进一步说明：不能将该受限制流程拆成多个模块分别开发，再拼回同一套批量互动系统。建议可转向独立的多手机管理、内容查看或自有账号运营工具。</w:t>
+        <w:t>5 接入所需材料</w:t>
       </w:r>
     </w:p>
     <w:p>
@@ -2423,342 +1679,7 @@
         <w:pStyle w:val="Heading2"/>
       </w:pPr>
       <w:r>
-        <w:t>当前确认的文档与开发边界</w:t>
-      </w:r>
-    </w:p>
-    <w:p>
-      <w:r>
-        <w:t>本次确认：原始流程中的随机点赞、评论、转发动作继续保留，文档不得在核验处截断流程；互动动作继续保留为项目功能需求，当前基础框架尚未实现。多账号养号流程已从项目需求和流程中删除。原会话的协助范围讨论保留为历史记录，不据此删除原始流程节点。</w:t>
-      </w:r>
-    </w:p>
-    <w:p>
-      <w:pPr>
-        <w:pStyle w:val="Heading1"/>
-      </w:pPr>
-      <w:r>
-        <w:t>6 候选项目 待提供材料与当前进度</w:t>
-      </w:r>
-    </w:p>
-    <w:p>
-      <w:pPr>
-        <w:pStyle w:val="Heading2"/>
-      </w:pPr>
-      <w:r>
-        <w:t>原会话列举的 GitHub 候选</w:t>
-      </w:r>
-    </w:p>
-    <w:tbl>
-      <w:tblPr>
-        <w:tblW w:type="auto" w:w="0"/>
-        <w:tblLayout w:type="fixed"/>
-        <w:tblLook w:firstColumn="1" w:firstRow="1" w:lastColumn="0" w:lastRow="0" w:noHBand="0" w:noVBand="1" w:val="04A0"/>
-      </w:tblPr>
-      <w:tblGrid>
-        <w:gridCol w:w="3024"/>
-        <w:gridCol w:w="6912"/>
-      </w:tblGrid>
-      <w:tr>
-        <w:trPr>
-          <w:tblHeader/>
-          <w:cantSplit/>
-        </w:trPr>
-        <w:tc>
-          <w:tcPr>
-            <w:tcW w:type="dxa" w:w="3024"/>
-            <w:vAlign w:val="center"/>
-            <w:tcBorders>
-              <w:top w:val="single" w:sz="4" w:color="D9D9D9"/>
-              <w:left w:val="single" w:sz="4" w:color="D9D9D9"/>
-              <w:bottom w:val="single" w:sz="4" w:color="D9D9D9"/>
-              <w:right w:val="single" w:sz="4" w:color="D9D9D9"/>
-            </w:tcBorders>
-            <w:tcMar>
-              <w:top w:w="90" w:type="dxa"/>
-              <w:left w:w="90" w:type="dxa"/>
-              <w:bottom w:w="90" w:type="dxa"/>
-              <w:right w:w="90" w:type="dxa"/>
-            </w:tcMar>
-            <w:shd w:fill="E4EDF4"/>
-          </w:tcPr>
-          <w:p>
-            <w:pPr>
-              <w:spacing w:after="60" w:line="276" w:lineRule="auto"/>
-              <w:jc w:val="left"/>
-            </w:pPr>
-            <w:r>
-              <w:rPr>
-                <w:b/>
-                <w:sz w:val="21"/>
-              </w:rPr>
-              <w:t>项目</w:t>
-            </w:r>
-          </w:p>
-        </w:tc>
-        <w:tc>
-          <w:tcPr>
-            <w:tcW w:type="dxa" w:w="6912"/>
-            <w:vAlign w:val="center"/>
-            <w:tcBorders>
-              <w:top w:val="single" w:sz="4" w:color="D9D9D9"/>
-              <w:left w:val="single" w:sz="4" w:color="D9D9D9"/>
-              <w:bottom w:val="single" w:sz="4" w:color="D9D9D9"/>
-              <w:right w:val="single" w:sz="4" w:color="D9D9D9"/>
-            </w:tcBorders>
-            <w:tcMar>
-              <w:top w:w="90" w:type="dxa"/>
-              <w:left w:w="90" w:type="dxa"/>
-              <w:bottom w:w="90" w:type="dxa"/>
-              <w:right w:w="90" w:type="dxa"/>
-            </w:tcMar>
-            <w:shd w:fill="E4EDF4"/>
-          </w:tcPr>
-          <w:p>
-            <w:pPr>
-              <w:spacing w:after="60" w:line="276" w:lineRule="auto"/>
-            </w:pPr>
-            <w:r>
-              <w:rPr>
-                <w:b/>
-                <w:sz w:val="21"/>
-              </w:rPr>
-              <w:t>原会话提出的可复用部分与建议</w:t>
-            </w:r>
-          </w:p>
-        </w:tc>
-      </w:tr>
-      <w:tr>
-        <w:trPr>
-          <w:cantSplit/>
-        </w:trPr>
-        <w:tc>
-          <w:tcPr>
-            <w:tcW w:type="dxa" w:w="3024"/>
-            <w:vAlign w:val="center"/>
-            <w:tcBorders>
-              <w:top w:val="single" w:sz="4" w:color="D9D9D9"/>
-              <w:left w:val="single" w:sz="4" w:color="D9D9D9"/>
-              <w:bottom w:val="single" w:sz="4" w:color="D9D9D9"/>
-              <w:right w:val="single" w:sz="4" w:color="D9D9D9"/>
-            </w:tcBorders>
-            <w:tcMar>
-              <w:top w:w="90" w:type="dxa"/>
-              <w:left w:w="90" w:type="dxa"/>
-              <w:bottom w:w="90" w:type="dxa"/>
-              <w:right w:w="90" w:type="dxa"/>
-            </w:tcMar>
-          </w:tcPr>
-          <w:p>
-            <w:pPr>
-              <w:spacing w:after="60" w:line="276" w:lineRule="auto"/>
-              <w:jc w:val="left"/>
-            </w:pPr>
-            <w:r>
-              <w:rPr>
-                <w:b w:val="0"/>
-                <w:sz w:val="21"/>
-              </w:rPr>
-              <w:t>Genymobile scrcpy</w:t>
-            </w:r>
-          </w:p>
-        </w:tc>
-        <w:tc>
-          <w:tcPr>
-            <w:tcW w:type="dxa" w:w="6912"/>
-            <w:vAlign w:val="center"/>
-            <w:tcBorders>
-              <w:top w:val="single" w:sz="4" w:color="D9D9D9"/>
-              <w:left w:val="single" w:sz="4" w:color="D9D9D9"/>
-              <w:bottom w:val="single" w:sz="4" w:color="D9D9D9"/>
-              <w:right w:val="single" w:sz="4" w:color="D9D9D9"/>
-            </w:tcBorders>
-            <w:tcMar>
-              <w:top w:w="90" w:type="dxa"/>
-              <w:left w:w="90" w:type="dxa"/>
-              <w:bottom w:w="90" w:type="dxa"/>
-              <w:right w:w="90" w:type="dxa"/>
-            </w:tcMar>
-          </w:tcPr>
-          <w:p>
-            <w:pPr>
-              <w:spacing w:after="60" w:line="276" w:lineRule="auto"/>
-            </w:pPr>
-            <w:r>
-              <w:rPr>
-                <w:b w:val="0"/>
-                <w:sz w:val="21"/>
-              </w:rPr>
-              <w:t>安卓投屏、电脑键鼠控制，USB 或网络连接；可作人工查看手机的备用入口。</w:t>
-            </w:r>
-          </w:p>
-        </w:tc>
-      </w:tr>
-      <w:tr>
-        <w:trPr>
-          <w:cantSplit/>
-        </w:trPr>
-        <w:tc>
-          <w:tcPr>
-            <w:tcW w:type="dxa" w:w="3024"/>
-            <w:vAlign w:val="center"/>
-            <w:tcBorders>
-              <w:top w:val="single" w:sz="4" w:color="D9D9D9"/>
-              <w:left w:val="single" w:sz="4" w:color="D9D9D9"/>
-              <w:bottom w:val="single" w:sz="4" w:color="D9D9D9"/>
-              <w:right w:val="single" w:sz="4" w:color="D9D9D9"/>
-            </w:tcBorders>
-            <w:tcMar>
-              <w:top w:w="90" w:type="dxa"/>
-              <w:left w:w="90" w:type="dxa"/>
-              <w:bottom w:w="90" w:type="dxa"/>
-              <w:right w:w="90" w:type="dxa"/>
-            </w:tcMar>
-          </w:tcPr>
-          <w:p>
-            <w:pPr>
-              <w:spacing w:after="60" w:line="276" w:lineRule="auto"/>
-              <w:jc w:val="left"/>
-            </w:pPr>
-            <w:r>
-              <w:rPr>
-                <w:b w:val="0"/>
-                <w:sz w:val="21"/>
-              </w:rPr>
-              <w:t>openatx uiautomator2</w:t>
-            </w:r>
-          </w:p>
-        </w:tc>
-        <w:tc>
-          <w:tcPr>
-            <w:tcW w:type="dxa" w:w="6912"/>
-            <w:vAlign w:val="center"/>
-            <w:tcBorders>
-              <w:top w:val="single" w:sz="4" w:color="D9D9D9"/>
-              <w:left w:val="single" w:sz="4" w:color="D9D9D9"/>
-              <w:bottom w:val="single" w:sz="4" w:color="D9D9D9"/>
-              <w:right w:val="single" w:sz="4" w:color="D9D9D9"/>
-            </w:tcBorders>
-            <w:tcMar>
-              <w:top w:w="90" w:type="dxa"/>
-              <w:left w:w="90" w:type="dxa"/>
-              <w:bottom w:w="90" w:type="dxa"/>
-              <w:right w:w="90" w:type="dxa"/>
-            </w:tcMar>
-          </w:tcPr>
-          <w:p>
-            <w:pPr>
-              <w:spacing w:after="60" w:line="276" w:lineRule="auto"/>
-            </w:pPr>
-            <w:r>
-              <w:rPr>
-                <w:b w:val="0"/>
-                <w:sz w:val="21"/>
-              </w:rPr>
-              <w:t>Python 安卓自动化基础库；暂不与影刀重复部署。</w:t>
-            </w:r>
-          </w:p>
-        </w:tc>
-      </w:tr>
-      <w:tr>
-        <w:trPr>
-          <w:cantSplit/>
-        </w:trPr>
-        <w:tc>
-          <w:tcPr>
-            <w:tcW w:type="dxa" w:w="3024"/>
-            <w:vAlign w:val="center"/>
-            <w:tcBorders>
-              <w:top w:val="single" w:sz="4" w:color="D9D9D9"/>
-              <w:left w:val="single" w:sz="4" w:color="D9D9D9"/>
-              <w:bottom w:val="single" w:sz="4" w:color="D9D9D9"/>
-              <w:right w:val="single" w:sz="4" w:color="D9D9D9"/>
-            </w:tcBorders>
-            <w:tcMar>
-              <w:top w:w="90" w:type="dxa"/>
-              <w:left w:w="90" w:type="dxa"/>
-              <w:bottom w:w="90" w:type="dxa"/>
-              <w:right w:w="90" w:type="dxa"/>
-            </w:tcMar>
-          </w:tcPr>
-          <w:p>
-            <w:pPr>
-              <w:spacing w:after="60" w:line="276" w:lineRule="auto"/>
-              <w:jc w:val="left"/>
-            </w:pPr>
-            <w:r>
-              <w:rPr>
-                <w:b w:val="0"/>
-                <w:sz w:val="21"/>
-              </w:rPr>
-              <w:t>Appium UiAutomator2 Driver</w:t>
-            </w:r>
-          </w:p>
-        </w:tc>
-        <w:tc>
-          <w:tcPr>
-            <w:tcW w:type="dxa" w:w="6912"/>
-            <w:vAlign w:val="center"/>
-            <w:tcBorders>
-              <w:top w:val="single" w:sz="4" w:color="D9D9D9"/>
-              <w:left w:val="single" w:sz="4" w:color="D9D9D9"/>
-              <w:bottom w:val="single" w:sz="4" w:color="D9D9D9"/>
-              <w:right w:val="single" w:sz="4" w:color="D9D9D9"/>
-            </w:tcBorders>
-            <w:tcMar>
-              <w:top w:w="90" w:type="dxa"/>
-              <w:left w:w="90" w:type="dxa"/>
-              <w:bottom w:w="90" w:type="dxa"/>
-              <w:right w:w="90" w:type="dxa"/>
-            </w:tcMar>
-          </w:tcPr>
-          <w:p>
-            <w:pPr>
-              <w:spacing w:after="60" w:line="276" w:lineRule="auto"/>
-            </w:pPr>
-            <w:r>
-              <w:rPr>
-                <w:b w:val="0"/>
-                <w:sz w:val="21"/>
-              </w:rPr>
-              <w:t>安卓界面自动化测试；影刀能力不足时再评估。</w:t>
-            </w:r>
-          </w:p>
-        </w:tc>
-      </w:tr>
-    </w:tbl>
-    <w:p>
-      <w:pPr>
-        <w:spacing w:after="40" w:line="40" w:lineRule="exact"/>
-      </w:pPr>
-    </w:p>
-    <w:p>
-      <w:pPr>
-        <w:spacing w:after="80" w:line="340" w:lineRule="exact"/>
-      </w:pPr>
-      <w:r>
-        <w:rPr>
-          <w:sz w:val="19"/>
-        </w:rPr>
-        <w:t>https://github.com/Genymobile/scrcpy</w:t>
-        <w:br/>
-        <w:t>https://github.com/openatx/uiautomator2</w:t>
-        <w:br/>
-        <w:t>https://github.com/appium/appium-uiautomator2-driver</w:t>
-      </w:r>
-    </w:p>
-    <w:p>
-      <w:pPr>
-        <w:spacing w:after="80" w:line="340" w:lineRule="exact"/>
-      </w:pPr>
-      <w:r>
-        <w:t>原会话将上述项目定位为基础组件，没有将其当成已适配抖音的成品。这些组件不直接包含目标账号后台、身份核验与任务管理界面；尚未在用户环境中下载、部署或验证。建议先验证影刀的基础操作能力，再决定是否增加组件。</w:t>
-      </w:r>
-    </w:p>
-    <w:p>
-      <w:pPr>
-        <w:pStyle w:val="Heading2"/>
-      </w:pPr>
-      <w:r>
-        <w:t>需要本地 AI 整理的材料</w:t>
+        <w:t>环境信息</w:t>
       </w:r>
     </w:p>
     <w:p>
@@ -2822,43 +1743,6 @@
       </w:pPr>
       <w:r>
         <w:t>截图：影刀主界面、手机自动化指令列表。</w:t>
-      </w:r>
-    </w:p>
-    <w:p>
-      <w:pPr>
-        <w:spacing w:after="80" w:line="340" w:lineRule="exact"/>
-      </w:pPr>
-      <w:r>
-        <w:t>原会话对此轮材料整理的要求：只检查和报告，不安装、不修改现有环境。</w:t>
-      </w:r>
-    </w:p>
-    <w:p>
-      <w:pPr>
-        <w:pStyle w:val="Heading2"/>
-      </w:pPr>
-      <w:r>
-        <w:t>当前进度与衔接位置</w:t>
-      </w:r>
-    </w:p>
-    <w:p>
-      <w:pPr>
-        <w:spacing w:after="80" w:line="340" w:lineRule="exact"/>
-      </w:pPr>
-      <w:r>
-        <w:t>已交付基础框架 v0.1.0，包含设备、目标账号、人工核验任务、内容记录、日志和影刀适配层。随机互动继续保留为项目功能需求，当前基础框架尚未实现；多账号养号流程已从项目需求和流程中删除。尚未收到真实环境材料，也未完成用户电脑部署、影刀接入或手机实测。</w:t>
-      </w:r>
-    </w:p>
-    <w:p>
-      <w:pPr>
-        <w:spacing w:after="80" w:line="340" w:lineRule="exact"/>
-      </w:pPr>
-      <w:r>
-        <w:rPr>
-          <w:sz w:val="19"/>
-        </w:rPr>
-        <w:t>会话来源 影刀开发准备</w:t>
-        <w:br/>
-        <w:t>https://chatgpt.com/share/6ac0a8af-5b20-83ee-9ab1-27006b300015</w:t>
       </w:r>
     </w:p>
     <w:sectPr>
